--- a/МатМодиИИ/ФОС/ОС_Б1.О.03.03_Прикладная_физическая_культура_(элективные_дисциплины_по_физической_культуре_и_спорту).docx
+++ b/МатМодиИИ/ФОС/ОС_Б1.О.03.03_Прикладная_физическая_культура_(элективные_дисциплины_по_физической_культуре_и_спорту).docx
@@ -16456,6 +16456,38 @@
           <w:lang w:eastAsia="en-US"/>
         </w:rPr>
       </w:pPr>
+    </w:p>
+    <w:p>
+      <w:r>
+        <w:t>ОЦЕНОЧНЫЕ МАТЕРИАЛЫ ДЛЯ ПРОВЕДЕНИЯ ТЕКУЩЕГО КОНТРОЛЯ ОБУЧАЮЩИХСЯ ПО ДИСЦИПЛИНЕ</w:t>
+      </w:r>
+    </w:p>
+    <w:p>
+      <w:r>
+        <w:t>Дополнительные формы и материалы текущего контроля</w:t>
+      </w:r>
+    </w:p>
+    <w:p>
+      <w:pPr>
+        <w:pStyle w:val="ac"/>
+        <w:ind w:left="0" w:right="-2" w:firstLine="0"/>
+        <w:jc w:val="both"/>
+        <w:rPr>
+          <w:color w:val="000000"/>
+          <w:sz w:val="27"/>
+          <w:szCs w:val="27"/>
+          <w:lang w:val="ru-RU"/>
+        </w:rPr>
+      </w:pPr>
+      <w:r>
+        <w:rPr>
+          <w:color w:val="000000"/>
+          <w:sz w:val="27"/>
+          <w:szCs w:val="27"/>
+          <w:lang w:val="ru-RU"/>
+        </w:rPr>
+        <w:t>Сдача контрольных нормативов (для групп спец. «Б» и освобожденных студентов от практических занятий – подготовка рефератов и презентаций)</w:t>
+      </w:r>
     </w:p>
     <w:p>
       <w:pPr>
